--- a/Poisson-SNS_IEEE_Access_manuscript.docx
+++ b/Poisson-SNS_IEEE_Access_manuscript.docx
@@ -125,7 +125,7 @@
           <w:i/>
           <w:sz w:val="18"/>
         </w:rPr>
-        <w:t>Department of Information Systems, Hanyang University, Seoul, Korea</w:t>
+        <w:t>Department of Information System, Hanyang University, Seoul, Korea</w:t>
       </w:r>
     </w:p>
     <w:p>
@@ -14395,7 +14395,7 @@
         <w:rPr>
           <w:sz w:val="16"/>
         </w:rPr>
-        <w:t>is a professor in the Department of Information Systems at Hanyang University, Seoul, Korea. He received the Ph.D. degree in management of information systems from Claremont Graduate University, USA. He was a faculty member at the University of Queensland, Australia, the University of Nevada at Las Vegas, USA, and North Carolina A&amp;T State University, USA. His research interests include information systems economics, information systems maintenance, large language models, and critical social theory.</w:t>
+        <w:t>is a professor in the Department of Information System at Hanyang University, Seoul, Korea. He received the Ph.D. degree in management of information systems from Claremont Graduate University, USA. He was a faculty member at the University of Queensland, Australia, the University of Nevada at Las Vegas, USA, and North Carolina A&amp;T State University, USA. His research interests include information systems economics, information systems maintenance, large language models, and critical social theory.</w:t>
       </w:r>
     </w:p>
     <w:sectPr>

--- a/Poisson-SNS_IEEE_Access_manuscript.docx
+++ b/Poisson-SNS_IEEE_Access_manuscript.docx
@@ -14378,26 +14378,91 @@
     <w:bookmarkEnd w:id="79"/>
     <w:bookmarkEnd w:id="80"/>
     <w:bookmarkEnd w:id="81"/>
-    <w:p>
-      <w:pPr>
-        <w:pStyle w:val="BodyText"/>
-        <w:spacing w:before="200"/>
-        <w:ind w:firstLine="0"/>
-      </w:pPr>
-      <w:r>
-        <w:rPr>
-          <w:b/>
-          <w:sz w:val="16"/>
-        </w:rPr>
-        <w:t xml:space="preserve">Ook Lee </w:t>
-      </w:r>
-      <w:r>
-        <w:rPr>
-          <w:sz w:val="16"/>
-        </w:rPr>
-        <w:t>is a professor in the Department of Information System at Hanyang University, Seoul, Korea. He received the Ph.D. degree in management of information systems from Claremont Graduate University, USA. He was a faculty member at the University of Queensland, Australia, the University of Nevada at Las Vegas, USA, and North Carolina A&amp;T State University, USA. His research interests include information systems economics, information systems maintenance, large language models, and critical social theory.</w:t>
-      </w:r>
-    </w:p>
+    <w:p/>
+    <w:tbl>
+      <w:tblPr>
+        <w:tblLayout w:type="fixed"/>
+        <w:tblLook w:firstColumn="1" w:firstRow="1" w:lastColumn="0" w:lastRow="0" w:noHBand="0" w:noVBand="1" w:val="04A0"/>
+        <w:tblW w:w="4968" w:type="dxa"/>
+        <w:tblLayout w:type="fixed"/>
+      </w:tblPr>
+      <w:tblGrid>
+        <w:gridCol w:w="1584"/>
+        <w:gridCol w:w="3384"/>
+      </w:tblGrid>
+      <w:tr>
+        <w:tc>
+          <w:tcPr>
+            <w:tcW w:type="dxa" w:w="1584"/>
+          </w:tcPr>
+          <w:p>
+            <w:pPr>
+              <w:spacing w:after="0"/>
+              <w:ind w:firstLine="0"/>
+            </w:pPr>
+            <w:r>
+              <w:drawing>
+                <wp:inline>
+                  <wp:extent cx="914400" cy="1143000"/>
+                  <wp:docPr id="43" name="Picture 43"/>
+                  <wp:cNvGraphicFramePr>
+                    <a:graphicFrameLocks noChangeAspect="1"/>
+                  </wp:cNvGraphicFramePr>
+                  <a:graphic>
+                    <a:graphicData uri="http://schemas.openxmlformats.org/drawingml/2006/picture">
+                      <pic:pic>
+                        <pic:nvPicPr>
+                          <pic:cNvPr id="0" name="1.jpg"/>
+                          <pic:cNvPicPr/>
+                        </pic:nvPicPr>
+                        <pic:blipFill>
+                          <a:blip r:embed="rId10"/>
+                          <a:stretch>
+                            <a:fillRect/>
+                          </a:stretch>
+                        </pic:blipFill>
+                        <pic:spPr>
+                          <a:xfrm>
+                            <a:off x="0" y="0"/>
+                            <a:ext cx="914400" cy="1143000"/>
+                          </a:xfrm>
+                          <a:prstGeom prst="rect"/>
+                        </pic:spPr>
+                      </pic:pic>
+                    </a:graphicData>
+                  </a:graphic>
+                </wp:inline>
+              </w:drawing>
+            </w:r>
+          </w:p>
+        </w:tc>
+        <w:tc>
+          <w:tcPr>
+            <w:tcW w:type="dxa" w:w="3384"/>
+          </w:tcPr>
+          <w:p>
+            <w:pPr>
+              <w:spacing w:after="0"/>
+              <w:ind w:firstLine="0"/>
+              <w:jc w:val="both"/>
+            </w:pPr>
+            <w:r>
+              <w:rPr>
+                <w:b/>
+                <w:sz w:val="16"/>
+              </w:rPr>
+              <w:t xml:space="preserve">Ook Lee </w:t>
+            </w:r>
+            <w:r>
+              <w:rPr>
+                <w:sz w:val="16"/>
+              </w:rPr>
+              <w:t>is a professor in the Department of Information System at Hanyang University, Seoul, Korea. He received the Ph.D. degree in management of information systems from Claremont Graduate University, USA. He was a faculty member at the University of Queensland, Australia, the University of Nevada at Las Vegas, USA, and North Carolina A&amp;T State University, USA. His research interests include information system economics, information system maintenance, large language models, and critical social theory.</w:t>
+            </w:r>
+          </w:p>
+        </w:tc>
+      </w:tr>
+    </w:tbl>
     <w:sectPr>
       <w:type w:val="continuous"/>
       <w:footerReference w:type="default" r:id="rId9"/>

--- a/Poisson-SNS_IEEE_Access_manuscript.docx
+++ b/Poisson-SNS_IEEE_Access_manuscript.docx
@@ -7,103 +7,7 @@
         <w:pStyle w:val="Title"/>
       </w:pPr>
       <w:r>
-        <w:t xml:space="preserve">Pre-Testing</w:t>
-      </w:r>
-      <w:r>
-        <w:t xml:space="preserve"> </w:t>
-      </w:r>
-      <w:r>
-        <w:t xml:space="preserve">Social</w:t>
-      </w:r>
-      <w:r>
-        <w:t xml:space="preserve"> </w:t>
-      </w:r>
-      <w:r>
-        <w:t xml:space="preserve">Media</w:t>
-      </w:r>
-      <w:r>
-        <w:t xml:space="preserve"> </w:t>
-      </w:r>
-      <w:r>
-        <w:t xml:space="preserve">Campaigns</w:t>
-      </w:r>
-      <w:r>
-        <w:t xml:space="preserve"> </w:t>
-      </w:r>
-      <w:r>
-        <w:t xml:space="preserve">With</w:t>
-      </w:r>
-      <w:r>
-        <w:t xml:space="preserve"> </w:t>
-      </w:r>
-      <w:r>
-        <w:t xml:space="preserve">LLM-Agent</w:t>
-      </w:r>
-      <w:r>
-        <w:t xml:space="preserve"> </w:t>
-      </w:r>
-      <w:r>
-        <w:t xml:space="preserve">Simulation:</w:t>
-      </w:r>
-      <w:r>
-        <w:t xml:space="preserve"> </w:t>
-      </w:r>
-      <w:r>
-        <w:t xml:space="preserve">Event-Driven</w:t>
-      </w:r>
-      <w:r>
-        <w:t xml:space="preserve"> </w:t>
-      </w:r>
-      <w:r>
-        <w:t xml:space="preserve">Agent</w:t>
-      </w:r>
-      <w:r>
-        <w:t xml:space="preserve"> </w:t>
-      </w:r>
-      <w:r>
-        <w:t xml:space="preserve">Timing</w:t>
-      </w:r>
-      <w:r>
-        <w:t xml:space="preserve"> </w:t>
-      </w:r>
-      <w:r>
-        <w:t xml:space="preserve">and</w:t>
-      </w:r>
-      <w:r>
-        <w:t xml:space="preserve"> </w:t>
-      </w:r>
-      <w:r>
-        <w:t xml:space="preserve">the</w:t>
-      </w:r>
-      <w:r>
-        <w:t xml:space="preserve"> </w:t>
-      </w:r>
-      <w:r>
-        <w:t xml:space="preserve">Scale-Versus-Speed</w:t>
-      </w:r>
-      <w:r>
-        <w:t xml:space="preserve"> </w:t>
-      </w:r>
-      <w:r>
-        <w:t xml:space="preserve">Trade-Off</w:t>
-      </w:r>
-      <w:r>
-        <w:t xml:space="preserve"> </w:t>
-      </w:r>
-      <w:r>
-        <w:t xml:space="preserve">in</w:t>
-      </w:r>
-      <w:r>
-        <w:t xml:space="preserve"> </w:t>
-      </w:r>
-      <w:r>
-        <w:t xml:space="preserve">Seeding</w:t>
-      </w:r>
-      <w:r>
-        <w:t xml:space="preserve"> </w:t>
-      </w:r>
-      <w:r>
-        <w:t xml:space="preserve">Decisions</w:t>
+        <w:t>Event-Driven LLM-Agent Simulation for Pre-Testing Social Media Seeding Strategies</w:t>
       </w:r>
     </w:p>
     <w:p>

--- a/Poisson-SNS_IEEE_Access_manuscript.docx
+++ b/Poisson-SNS_IEEE_Access_manuscript.docx
@@ -11295,7 +11295,7 @@
       </w:r>
       <w:r>
         <w:rPr/>
-        <w:t>. The schedulers are the Study 1 configuration (800 agents, 72 simulated hours, five replications). Study 4 uses an independent re-implementation of that configuration from the specification in Section III. The intercept of the surrogate oracle, which the specification does not fix, was set so that a 24-hour run produced about 14,830 events, the figure reported in Section III-E. The re-implementation reproduced the two reply-delay statistics of Study 1 closely (median 1.35 vs. 1.39 hours; 4.3% vs. 4.0% within five minutes).</w:t>
+        <w:t>. The schedulers are the Study 1 configuration (800 agents, 72 simulated hours, five replications). Study 4 uses an implementation of that configuration from the specification in Section III. The intercept of the surrogate oracle, which the specification does not fix, was set so that a 24-hour run produced about 14,830 events, the figure reported in Section III-E. The implementation reproduced the two reply-delay statistics of Study 1 closely (median 1.35 vs. 1.39 hours; 4.3% vs. 4.0% within five minutes).</w:t>
       </w:r>
     </w:p>
     <w:p>
